--- a/pr-preview/pr-408/linear-algebra-projections-tracked-changes.docx
+++ b/pr-preview/pr-408/linear-algebra-projections-tracked-changes.docx
@@ -16,7 +16,7 @@
       </w:pPr>
       <w:del w:id="1" w:author="PR Preview" w:date="2026-01-01T00:00:00Z">
         <w:r>
-          <w:delText xml:space="preserve">Last modified: 2026-10-19 00:47:50 (PDT)</w:delText>
+          <w:delText xml:space="preserve">Last modified: 2026-10-19 02:15:55 (PDT)</w:delText>
         </w:r>
       </w:del>
     </w:p>
@@ -26,7 +26,7 @@
       </w:pPr>
       <w:ins w:id="2" w:author="PR Preview" w:date="2026-01-01T00:00:00Z">
         <w:r>
-          <w:t xml:space="preserve">Last modified: 2026-10-19 02:15:32 (PDT)</w:t>
+          <w:t xml:space="preserve">Last modified: 2026-10-19 03:19:39 (PDT)</w:t>
         </w:r>
       </w:ins>
     </w:p>
@@ -45615,157 +45615,485 @@
       <w:pPr>
         <w:pStyle w:val="BodyText"/>
       </w:pPr>
-      <w:r>
-        <w:rPr>
-          <w:b/>
-          <w:bCs/>
-        </w:rPr>
-        <w:t xml:space="preserve">Example 25 (A QR factorization from Gram-Schmidt)</w:t>
-      </w:r>
-      <w:r>
-        <w:t xml:space="preserve"> </w:t>
-      </w:r>
-      <w:r>
-        <w:t xml:space="preserve">For</w:t>
-      </w:r>
-      <w:r>
-        <w:t xml:space="preserve"> </w:t>
-      </w:r>
-      <m:oMath>
-        <m:r>
-          <m:rPr>
-            <m:sty m:val="bi"/>
-          </m:rPr>
-          <m:t>A</m:t>
-        </m:r>
-      </m:oMath>
-      <w:r>
-        <w:t xml:space="preserve"> </w:t>
-      </w:r>
-      <w:r>
-        <w:t xml:space="preserve">with columns</w:t>
-      </w:r>
-      <w:r>
-        <w:t xml:space="preserve"> </w:t>
-      </w:r>
-      <w:r>
-        <w:t xml:space="preserve">$\mathord{\smash[b]{\underset{\raise.3ex\hbox{$\scriptstyle\sim$}}{a}}\vphantom{a}}_1 = (1, 1, 0)$</w:t>
-      </w:r>
-      <w:r>
-        <w:t xml:space="preserve">,</w:t>
-      </w:r>
-      <w:r>
-        <w:t xml:space="preserve"> </w:t>
-      </w:r>
-      <w:r>
-        <w:t xml:space="preserve">$\mathord{\smash[b]{\underset{\raise.3ex\hbox{$\scriptstyle\sim$}}{a}}\vphantom{a}}_2 = (1, 0, 1)$</w:t>
-      </w:r>
-      <w:r>
-        <w:t xml:space="preserve">,</w:t>
-      </w:r>
-      <w:r>
-        <w:t xml:space="preserve"> </w:t>
-      </w:r>
-      <w:r>
-        <w:t xml:space="preserve">$\mathord{\smash[b]{\underset{\raise.3ex\hbox{$\scriptstyle\sim$}}{a}}\vphantom{a}}_3 = (0, 1, 1)$</w:t>
-      </w:r>
-      <w:r>
-        <w:t xml:space="preserve">,</w:t>
-      </w:r>
-      <w:r>
-        <w:t xml:space="preserve"> </w:t>
-      </w:r>
-      <w:hyperlink r:id="rId125">
+      <w:del w:id="3" w:author="PR Preview" w:date="2026-01-01T00:00:00Z">
         <w:r>
           <w:rPr>
-            <w:rStyle w:val="Hyperlink"/>
+            <w:b/>
+            <w:bCs/>
           </w:rPr>
-          <w:t xml:space="preserve">Example 21 in Inner Products and Orthogonality</w:t>
+          <w:delText xml:space="preserve">Example 25 (A QR factorization from Gram-Schmidt)</w:delText>
         </w:r>
+      </w:del>
+      <w:del w:id="4" w:author="PR Preview" w:date="2026-01-01T00:00:00Z">
+        <w:r>
+          <w:delText xml:space="preserve"> </w:delText>
+        </w:r>
+      </w:del>
+      <w:del w:id="5" w:author="PR Preview" w:date="2026-01-01T00:00:00Z">
+        <w:r>
+          <w:delText xml:space="preserve">For</w:delText>
+        </w:r>
+      </w:del>
+      <w:del w:id="6" w:author="PR Preview" w:date="2026-01-01T00:00:00Z">
+        <w:r>
+          <w:delText xml:space="preserve"> </w:delText>
+        </w:r>
+      </w:del>
+      <m:oMath>
+        <m:r>
+          <m:rPr>
+            <m:sty m:val="bi"/>
+          </m:rPr>
+          <m:t>A</m:t>
+        </m:r>
+      </m:oMath>
+      <w:del w:id="7" w:author="PR Preview" w:date="2026-01-01T00:00:00Z">
+        <w:r>
+          <w:delText xml:space="preserve"> </w:delText>
+        </w:r>
+      </w:del>
+      <w:del w:id="8" w:author="PR Preview" w:date="2026-01-01T00:00:00Z">
+        <w:r>
+          <w:delText xml:space="preserve">with columns</w:delText>
+        </w:r>
+      </w:del>
+      <w:del w:id="9" w:author="PR Preview" w:date="2026-01-01T00:00:00Z">
+        <w:r>
+          <w:delText xml:space="preserve"> </w:delText>
+        </w:r>
+      </w:del>
+      <w:del w:id="10" w:author="PR Preview" w:date="2026-01-01T00:00:00Z">
+        <w:r>
+          <w:delText xml:space="preserve">$\mathord{\smash[b]{\underset{\raise.3ex\hbox{$\scriptstyle\sim$}}{a}}\vphantom{a}}_1 = (1, 1, 0)$</w:delText>
+        </w:r>
+      </w:del>
+      <w:del w:id="11" w:author="PR Preview" w:date="2026-01-01T00:00:00Z">
+        <w:r>
+          <w:delText xml:space="preserve">,</w:delText>
+        </w:r>
+      </w:del>
+      <w:del w:id="12" w:author="PR Preview" w:date="2026-01-01T00:00:00Z">
+        <w:r>
+          <w:delText xml:space="preserve"> </w:delText>
+        </w:r>
+      </w:del>
+      <w:del w:id="13" w:author="PR Preview" w:date="2026-01-01T00:00:00Z">
+        <w:r>
+          <w:delText xml:space="preserve">$\mathord{\smash[b]{\underset{\raise.3ex\hbox{$\scriptstyle\sim$}}{a}}\vphantom{a}}_2 = (1, 0, 1)$</w:delText>
+        </w:r>
+      </w:del>
+      <w:del w:id="14" w:author="PR Preview" w:date="2026-01-01T00:00:00Z">
+        <w:r>
+          <w:delText xml:space="preserve">,</w:delText>
+        </w:r>
+      </w:del>
+      <w:del w:id="15" w:author="PR Preview" w:date="2026-01-01T00:00:00Z">
+        <w:r>
+          <w:delText xml:space="preserve"> </w:delText>
+        </w:r>
+      </w:del>
+      <w:del w:id="16" w:author="PR Preview" w:date="2026-01-01T00:00:00Z">
+        <w:r>
+          <w:delText xml:space="preserve">$\mathord{\smash[b]{\underset{\raise.3ex\hbox{$\scriptstyle\sim$}}{a}}\vphantom{a}}_3 = (0, 1, 1)$</w:delText>
+        </w:r>
+      </w:del>
+      <w:del w:id="17" w:author="PR Preview" w:date="2026-01-01T00:00:00Z">
+        <w:r>
+          <w:delText xml:space="preserve">,</w:delText>
+        </w:r>
+      </w:del>
+      <w:del w:id="18" w:author="PR Preview" w:date="2026-01-01T00:00:00Z">
+        <w:r>
+          <w:delText xml:space="preserve"> </w:delText>
+        </w:r>
+      </w:del>
+      <w:hyperlink r:id="rId125">
+        <w:del w:id="19" w:author="PR Preview" w:date="2026-01-01T00:00:00Z">
+          <w:r>
+            <w:rPr>
+              <w:rStyle w:val="Hyperlink"/>
+            </w:rPr>
+            <w:delText xml:space="preserve">Example 21 in Inner Products and Orthogonality</w:delText>
+          </w:r>
+        </w:del>
       </w:hyperlink>
-      <w:r>
-        <w:t xml:space="preserve"> </w:t>
-      </w:r>
-      <w:r>
-        <w:t xml:space="preserve">and</w:t>
-      </w:r>
-      <w:r>
-        <w:t xml:space="preserve"> </w:t>
-      </w:r>
+      <w:del w:id="20" w:author="PR Preview" w:date="2026-01-01T00:00:00Z">
+        <w:r>
+          <w:delText xml:space="preserve"> </w:delText>
+        </w:r>
+      </w:del>
+      <w:del w:id="21" w:author="PR Preview" w:date="2026-01-01T00:00:00Z">
+        <w:r>
+          <w:delText xml:space="preserve">and</w:delText>
+        </w:r>
+      </w:del>
+      <w:del w:id="22" w:author="PR Preview" w:date="2026-01-01T00:00:00Z">
+        <w:r>
+          <w:delText xml:space="preserve"> </w:delText>
+        </w:r>
+      </w:del>
       <w:hyperlink r:id="rId126">
+        <w:del w:id="23" w:author="PR Preview" w:date="2026-01-01T00:00:00Z">
+          <w:r>
+            <w:rPr>
+              <w:rStyle w:val="Hyperlink"/>
+            </w:rPr>
+            <w:delText xml:space="preserve">Example 23 in Inner Products and Orthogonality</w:delText>
+          </w:r>
+        </w:del>
+      </w:hyperlink>
+      <w:del w:id="24" w:author="PR Preview" w:date="2026-01-01T00:00:00Z">
+        <w:r>
+          <w:delText xml:space="preserve"> </w:delText>
+        </w:r>
+      </w:del>
+      <w:del w:id="25" w:author="PR Preview" w:date="2026-01-01T00:00:00Z">
+        <w:r>
+          <w:delText xml:space="preserve">found</w:delText>
+        </w:r>
+      </w:del>
+      <w:del w:id="26" w:author="PR Preview" w:date="2026-01-01T00:00:00Z">
+        <w:r>
+          <w:delText xml:space="preserve"> </w:delText>
+        </w:r>
+      </w:del>
+      <w:del w:id="27" w:author="PR Preview" w:date="2026-01-01T00:00:00Z">
+        <w:r>
+          <w:delText xml:space="preserve">$\mathord{\smash[b]{\underset{\raise.3ex\hbox{$\scriptstyle\sim$}}{q}}\vphantom{q}}_1 = \tfrac{1}{\sqrt{2}}\,(1, 1, 0)$</w:delText>
+        </w:r>
+      </w:del>
+      <w:del w:id="28" w:author="PR Preview" w:date="2026-01-01T00:00:00Z">
+        <w:r>
+          <w:delText xml:space="preserve">,</w:delText>
+        </w:r>
+      </w:del>
+      <w:del w:id="29" w:author="PR Preview" w:date="2026-01-01T00:00:00Z">
+        <w:r>
+          <w:delText xml:space="preserve"> </w:delText>
+        </w:r>
+      </w:del>
+      <w:del w:id="30" w:author="PR Preview" w:date="2026-01-01T00:00:00Z">
+        <w:r>
+          <w:delText xml:space="preserve">$\mathord{\smash[b]{\underset{\raise.3ex\hbox{$\scriptstyle\sim$}}{q}}\vphantom{q}}_2 = \tfrac{1}{\sqrt{6}}\,(1, -1, 2)$</w:delText>
+        </w:r>
+      </w:del>
+      <w:del w:id="31" w:author="PR Preview" w:date="2026-01-01T00:00:00Z">
+        <w:r>
+          <w:delText xml:space="preserve">,</w:delText>
+        </w:r>
+      </w:del>
+      <w:del w:id="32" w:author="PR Preview" w:date="2026-01-01T00:00:00Z">
+        <w:r>
+          <w:delText xml:space="preserve"> </w:delText>
+        </w:r>
+      </w:del>
+      <w:del w:id="33" w:author="PR Preview" w:date="2026-01-01T00:00:00Z">
+        <w:r>
+          <w:delText xml:space="preserve">$\mathord{\smash[b]{\underset{\raise.3ex\hbox{$\scriptstyle\sim$}}{q}}\vphantom{q}}_3 = \tfrac{1}{\sqrt{3}}\,(-1, 1, 1)$</w:delText>
+        </w:r>
+      </w:del>
+      <w:del w:id="34" w:author="PR Preview" w:date="2026-01-01T00:00:00Z">
+        <w:r>
+          <w:delText xml:space="preserve">,</w:delText>
+        </w:r>
+      </w:del>
+      <w:del w:id="35" w:author="PR Preview" w:date="2026-01-01T00:00:00Z">
+        <w:r>
+          <w:delText xml:space="preserve"> </w:delText>
+        </w:r>
+      </w:del>
+      <w:del w:id="36" w:author="PR Preview" w:date="2026-01-01T00:00:00Z">
+        <w:r>
+          <w:delText xml:space="preserve">with</w:delText>
+        </w:r>
+      </w:del>
+      <w:del w:id="37" w:author="PR Preview" w:date="2026-01-01T00:00:00Z">
+        <w:r>
+          <w:delText xml:space="preserve"> </w:delText>
+        </w:r>
+      </w:del>
+      <w:del w:id="38" w:author="PR Preview" w:date="2026-01-01T00:00:00Z">
+        <w:r>
+          <w:delText xml:space="preserve">$\mathopen{}\left\lVert\mathord{\smash[b]{\underset{\raise.3ex\hbox{$\scriptstyle\sim$}}{q}}\vphantom{q}}'_1\right\rVert\mathclose{} = \sqrt{2}$</w:delText>
+        </w:r>
+      </w:del>
+      <w:del w:id="39" w:author="PR Preview" w:date="2026-01-01T00:00:00Z">
+        <w:r>
+          <w:delText xml:space="preserve">,</w:delText>
+        </w:r>
+      </w:del>
+      <w:del w:id="40" w:author="PR Preview" w:date="2026-01-01T00:00:00Z">
+        <w:r>
+          <w:delText xml:space="preserve"> </w:delText>
+        </w:r>
+      </w:del>
+      <w:del w:id="41" w:author="PR Preview" w:date="2026-01-01T00:00:00Z">
+        <w:r>
+          <w:delText xml:space="preserve">$\mathopen{}\left\lVert\mathord{\smash[b]{\underset{\raise.3ex\hbox{$\scriptstyle\sim$}}{q}}\vphantom{q}}'_2\right\rVert\mathclose{} = \sqrt{3/2}$</w:delText>
+        </w:r>
+      </w:del>
+      <w:del w:id="42" w:author="PR Preview" w:date="2026-01-01T00:00:00Z">
+        <w:r>
+          <w:delText xml:space="preserve">,</w:delText>
+        </w:r>
+      </w:del>
+      <w:del w:id="43" w:author="PR Preview" w:date="2026-01-01T00:00:00Z">
+        <w:r>
+          <w:delText xml:space="preserve"> </w:delText>
+        </w:r>
+      </w:del>
+      <w:del w:id="44" w:author="PR Preview" w:date="2026-01-01T00:00:00Z">
+        <w:r>
+          <w:delText xml:space="preserve">$\mathopen{}\left\lVert\mathord{\smash[b]{\underset{\raise.3ex\hbox{$\scriptstyle\sim$}}{q}}\vphantom{q}}'_3\right\rVert\mathclose{} = 2/\sqrt{3}$</w:delText>
+        </w:r>
+      </w:del>
+      <w:del w:id="45" w:author="PR Preview" w:date="2026-01-01T00:00:00Z">
+        <w:r>
+          <w:delText xml:space="preserve">,</w:delText>
+        </w:r>
+      </w:del>
+    </w:p>
+    <w:p>
+      <w:pPr>
+        <w:pStyle w:val="BodyText"/>
+      </w:pPr>
+      <w:ins w:id="46" w:author="PR Preview" w:date="2026-01-01T00:00:00Z">
         <w:r>
           <w:rPr>
-            <w:rStyle w:val="Hyperlink"/>
+            <w:b/>
+            <w:bCs/>
           </w:rPr>
-          <w:t xml:space="preserve">Example 23 in Inner Products and Orthogonality</w:t>
+          <w:t xml:space="preserve">Example 25 (A QR factorization from Gram-Schmidt)</w:t>
         </w:r>
+      </w:ins>
+      <w:ins w:id="47" w:author="PR Preview" w:date="2026-01-01T00:00:00Z">
+        <w:r>
+          <w:t xml:space="preserve"> </w:t>
+        </w:r>
+      </w:ins>
+      <w:ins w:id="48" w:author="PR Preview" w:date="2026-01-01T00:00:00Z">
+        <w:r>
+          <w:t xml:space="preserve">For</w:t>
+        </w:r>
+      </w:ins>
+      <w:ins w:id="49" w:author="PR Preview" w:date="2026-01-01T00:00:00Z">
+        <w:r>
+          <w:t xml:space="preserve"> </w:t>
+        </w:r>
+      </w:ins>
+      <m:oMath>
+        <m:r>
+          <m:rPr>
+            <m:sty m:val="bi"/>
+          </m:rPr>
+          <m:t>A</m:t>
+        </m:r>
+      </m:oMath>
+      <w:ins w:id="50" w:author="PR Preview" w:date="2026-01-01T00:00:00Z">
+        <w:r>
+          <w:t xml:space="preserve"> </w:t>
+        </w:r>
+      </w:ins>
+      <w:ins w:id="51" w:author="PR Preview" w:date="2026-01-01T00:00:00Z">
+        <w:r>
+          <w:t xml:space="preserve">with columns</w:t>
+        </w:r>
+      </w:ins>
+      <w:ins w:id="52" w:author="PR Preview" w:date="2026-01-01T00:00:00Z">
+        <w:r>
+          <w:t xml:space="preserve"> </w:t>
+        </w:r>
+      </w:ins>
+      <w:ins w:id="53" w:author="PR Preview" w:date="2026-01-01T00:00:00Z">
+        <w:r>
+          <w:t xml:space="preserve">$\mathord{\smash[b]{\underset{\raise.3ex\hbox{$\scriptstyle\sim$}}{a}}\vphantom{a}}_1 = (1, 1, 0)$</w:t>
+        </w:r>
+      </w:ins>
+      <w:ins w:id="54" w:author="PR Preview" w:date="2026-01-01T00:00:00Z">
+        <w:r>
+          <w:t xml:space="preserve">,</w:t>
+        </w:r>
+      </w:ins>
+      <w:ins w:id="55" w:author="PR Preview" w:date="2026-01-01T00:00:00Z">
+        <w:r>
+          <w:t xml:space="preserve"> </w:t>
+        </w:r>
+      </w:ins>
+      <w:ins w:id="56" w:author="PR Preview" w:date="2026-01-01T00:00:00Z">
+        <w:r>
+          <w:t xml:space="preserve">$\mathord{\smash[b]{\underset{\raise.3ex\hbox{$\scriptstyle\sim$}}{a}}\vphantom{a}}_2 = (1, 0, 1)$</w:t>
+        </w:r>
+      </w:ins>
+      <w:ins w:id="57" w:author="PR Preview" w:date="2026-01-01T00:00:00Z">
+        <w:r>
+          <w:t xml:space="preserve">,</w:t>
+        </w:r>
+      </w:ins>
+      <w:ins w:id="58" w:author="PR Preview" w:date="2026-01-01T00:00:00Z">
+        <w:r>
+          <w:t xml:space="preserve"> </w:t>
+        </w:r>
+      </w:ins>
+      <w:ins w:id="59" w:author="PR Preview" w:date="2026-01-01T00:00:00Z">
+        <w:r>
+          <w:t xml:space="preserve">$\mathord{\smash[b]{\underset{\raise.3ex\hbox{$\scriptstyle\sim$}}{a}}\vphantom{a}}_3 = (0, 1, 1)$</w:t>
+        </w:r>
+      </w:ins>
+      <w:ins w:id="60" w:author="PR Preview" w:date="2026-01-01T00:00:00Z">
+        <w:r>
+          <w:t xml:space="preserve">,</w:t>
+        </w:r>
+      </w:ins>
+      <w:ins w:id="61" w:author="PR Preview" w:date="2026-01-01T00:00:00Z">
+        <w:r>
+          <w:t xml:space="preserve"> </w:t>
+        </w:r>
+      </w:ins>
+      <w:hyperlink r:id="rId125">
+        <w:ins w:id="62" w:author="PR Preview" w:date="2026-01-01T00:00:00Z">
+          <w:r>
+            <w:rPr>
+              <w:rStyle w:val="Hyperlink"/>
+            </w:rPr>
+            <w:t xml:space="preserve">Example 22 in Inner Products and Orthogonality</w:t>
+          </w:r>
+        </w:ins>
       </w:hyperlink>
-      <w:r>
-        <w:t xml:space="preserve"> </w:t>
-      </w:r>
-      <w:r>
-        <w:t xml:space="preserve">found</w:t>
-      </w:r>
-      <w:r>
-        <w:t xml:space="preserve"> </w:t>
-      </w:r>
-      <w:r>
-        <w:t xml:space="preserve">$\mathord{\smash[b]{\underset{\raise.3ex\hbox{$\scriptstyle\sim$}}{q}}\vphantom{q}}_1 = \tfrac{1}{\sqrt{2}}\,(1, 1, 0)$</w:t>
-      </w:r>
-      <w:r>
-        <w:t xml:space="preserve">,</w:t>
-      </w:r>
-      <w:r>
-        <w:t xml:space="preserve"> </w:t>
-      </w:r>
-      <w:r>
-        <w:t xml:space="preserve">$\mathord{\smash[b]{\underset{\raise.3ex\hbox{$\scriptstyle\sim$}}{q}}\vphantom{q}}_2 = \tfrac{1}{\sqrt{6}}\,(1, -1, 2)$</w:t>
-      </w:r>
-      <w:r>
-        <w:t xml:space="preserve">,</w:t>
-      </w:r>
-      <w:r>
-        <w:t xml:space="preserve"> </w:t>
-      </w:r>
-      <w:r>
-        <w:t xml:space="preserve">$\mathord{\smash[b]{\underset{\raise.3ex\hbox{$\scriptstyle\sim$}}{q}}\vphantom{q}}_3 = \tfrac{1}{\sqrt{3}}\,(-1, 1, 1)$</w:t>
-      </w:r>
-      <w:r>
-        <w:t xml:space="preserve">,</w:t>
-      </w:r>
-      <w:r>
-        <w:t xml:space="preserve"> </w:t>
-      </w:r>
-      <w:r>
-        <w:t xml:space="preserve">with</w:t>
-      </w:r>
-      <w:r>
-        <w:t xml:space="preserve"> </w:t>
-      </w:r>
-      <w:r>
-        <w:t xml:space="preserve">$\mathopen{}\left\lVert\mathord{\smash[b]{\underset{\raise.3ex\hbox{$\scriptstyle\sim$}}{q}}\vphantom{q}}'_1\right\rVert\mathclose{} = \sqrt{2}$</w:t>
-      </w:r>
-      <w:r>
-        <w:t xml:space="preserve">,</w:t>
-      </w:r>
-      <w:r>
-        <w:t xml:space="preserve"> </w:t>
-      </w:r>
-      <w:r>
-        <w:t xml:space="preserve">$\mathopen{}\left\lVert\mathord{\smash[b]{\underset{\raise.3ex\hbox{$\scriptstyle\sim$}}{q}}\vphantom{q}}'_2\right\rVert\mathclose{} = \sqrt{3/2}$</w:t>
-      </w:r>
-      <w:r>
-        <w:t xml:space="preserve">,</w:t>
-      </w:r>
-      <w:r>
-        <w:t xml:space="preserve"> </w:t>
-      </w:r>
-      <w:r>
-        <w:t xml:space="preserve">$\mathopen{}\left\lVert\mathord{\smash[b]{\underset{\raise.3ex\hbox{$\scriptstyle\sim$}}{q}}\vphantom{q}}'_3\right\rVert\mathclose{} = 2/\sqrt{3}$</w:t>
-      </w:r>
-      <w:r>
-        <w:t xml:space="preserve">,</w:t>
-      </w:r>
+      <w:ins w:id="63" w:author="PR Preview" w:date="2026-01-01T00:00:00Z">
+        <w:r>
+          <w:t xml:space="preserve"> </w:t>
+        </w:r>
+      </w:ins>
+      <w:ins w:id="64" w:author="PR Preview" w:date="2026-01-01T00:00:00Z">
+        <w:r>
+          <w:t xml:space="preserve">and</w:t>
+        </w:r>
+      </w:ins>
+      <w:ins w:id="65" w:author="PR Preview" w:date="2026-01-01T00:00:00Z">
+        <w:r>
+          <w:t xml:space="preserve"> </w:t>
+        </w:r>
+      </w:ins>
+      <w:hyperlink r:id="rId126">
+        <w:ins w:id="66" w:author="PR Preview" w:date="2026-01-01T00:00:00Z">
+          <w:r>
+            <w:rPr>
+              <w:rStyle w:val="Hyperlink"/>
+            </w:rPr>
+            <w:t xml:space="preserve">Example 24 in Inner Products and Orthogonality</w:t>
+          </w:r>
+        </w:ins>
+      </w:hyperlink>
+      <w:ins w:id="67" w:author="PR Preview" w:date="2026-01-01T00:00:00Z">
+        <w:r>
+          <w:t xml:space="preserve"> </w:t>
+        </w:r>
+      </w:ins>
+      <w:ins w:id="68" w:author="PR Preview" w:date="2026-01-01T00:00:00Z">
+        <w:r>
+          <w:t xml:space="preserve">found</w:t>
+        </w:r>
+      </w:ins>
+      <w:ins w:id="69" w:author="PR Preview" w:date="2026-01-01T00:00:00Z">
+        <w:r>
+          <w:t xml:space="preserve"> </w:t>
+        </w:r>
+      </w:ins>
+      <w:ins w:id="70" w:author="PR Preview" w:date="2026-01-01T00:00:00Z">
+        <w:r>
+          <w:t xml:space="preserve">$\mathord{\smash[b]{\underset{\raise.3ex\hbox{$\scriptstyle\sim$}}{q}}\vphantom{q}}_1 = \tfrac{1}{\sqrt{2}}\,(1, 1, 0)$</w:t>
+        </w:r>
+      </w:ins>
+      <w:ins w:id="71" w:author="PR Preview" w:date="2026-01-01T00:00:00Z">
+        <w:r>
+          <w:t xml:space="preserve">,</w:t>
+        </w:r>
+      </w:ins>
+      <w:ins w:id="72" w:author="PR Preview" w:date="2026-01-01T00:00:00Z">
+        <w:r>
+          <w:t xml:space="preserve"> </w:t>
+        </w:r>
+      </w:ins>
+      <w:ins w:id="73" w:author="PR Preview" w:date="2026-01-01T00:00:00Z">
+        <w:r>
+          <w:t xml:space="preserve">$\mathord{\smash[b]{\underset{\raise.3ex\hbox{$\scriptstyle\sim$}}{q}}\vphantom{q}}_2 = \tfrac{1}{\sqrt{6}}\,(1, -1, 2)$</w:t>
+        </w:r>
+      </w:ins>
+      <w:ins w:id="74" w:author="PR Preview" w:date="2026-01-01T00:00:00Z">
+        <w:r>
+          <w:t xml:space="preserve">,</w:t>
+        </w:r>
+      </w:ins>
+      <w:ins w:id="75" w:author="PR Preview" w:date="2026-01-01T00:00:00Z">
+        <w:r>
+          <w:t xml:space="preserve"> </w:t>
+        </w:r>
+      </w:ins>
+      <w:ins w:id="76" w:author="PR Preview" w:date="2026-01-01T00:00:00Z">
+        <w:r>
+          <w:t xml:space="preserve">$\mathord{\smash[b]{\underset{\raise.3ex\hbox{$\scriptstyle\sim$}}{q}}\vphantom{q}}_3 = \tfrac{1}{\sqrt{3}}\,(-1, 1, 1)$</w:t>
+        </w:r>
+      </w:ins>
+      <w:ins w:id="77" w:author="PR Preview" w:date="2026-01-01T00:00:00Z">
+        <w:r>
+          <w:t xml:space="preserve">,</w:t>
+        </w:r>
+      </w:ins>
+      <w:ins w:id="78" w:author="PR Preview" w:date="2026-01-01T00:00:00Z">
+        <w:r>
+          <w:t xml:space="preserve"> </w:t>
+        </w:r>
+      </w:ins>
+      <w:ins w:id="79" w:author="PR Preview" w:date="2026-01-01T00:00:00Z">
+        <w:r>
+          <w:t xml:space="preserve">with</w:t>
+        </w:r>
+      </w:ins>
+      <w:ins w:id="80" w:author="PR Preview" w:date="2026-01-01T00:00:00Z">
+        <w:r>
+          <w:t xml:space="preserve"> </w:t>
+        </w:r>
+      </w:ins>
+      <w:ins w:id="81" w:author="PR Preview" w:date="2026-01-01T00:00:00Z">
+        <w:r>
+          <w:t xml:space="preserve">$\mathopen{}\left\lVert\mathord{\smash[b]{\underset{\raise.3ex\hbox{$\scriptstyle\sim$}}{q}}\vphantom{q}}'_1\right\rVert\mathclose{} = \sqrt{2}$</w:t>
+        </w:r>
+      </w:ins>
+      <w:ins w:id="82" w:author="PR Preview" w:date="2026-01-01T00:00:00Z">
+        <w:r>
+          <w:t xml:space="preserve">,</w:t>
+        </w:r>
+      </w:ins>
+      <w:ins w:id="83" w:author="PR Preview" w:date="2026-01-01T00:00:00Z">
+        <w:r>
+          <w:t xml:space="preserve"> </w:t>
+        </w:r>
+      </w:ins>
+      <w:ins w:id="84" w:author="PR Preview" w:date="2026-01-01T00:00:00Z">
+        <w:r>
+          <w:t xml:space="preserve">$\mathopen{}\left\lVert\mathord{\smash[b]{\underset{\raise.3ex\hbox{$\scriptstyle\sim$}}{q}}\vphantom{q}}'_2\right\rVert\mathclose{} = \sqrt{3/2}$</w:t>
+        </w:r>
+      </w:ins>
+      <w:ins w:id="85" w:author="PR Preview" w:date="2026-01-01T00:00:00Z">
+        <w:r>
+          <w:t xml:space="preserve">,</w:t>
+        </w:r>
+      </w:ins>
+      <w:ins w:id="86" w:author="PR Preview" w:date="2026-01-01T00:00:00Z">
+        <w:r>
+          <w:t xml:space="preserve"> </w:t>
+        </w:r>
+      </w:ins>
+      <w:ins w:id="87" w:author="PR Preview" w:date="2026-01-01T00:00:00Z">
+        <w:r>
+          <w:t xml:space="preserve">$\mathopen{}\left\lVert\mathord{\smash[b]{\underset{\raise.3ex\hbox{$\scriptstyle\sim$}}{q}}\vphantom{q}}'_3\right\rVert\mathclose{} = 2/\sqrt{3}$</w:t>
+        </w:r>
+      </w:ins>
+      <w:ins w:id="88" w:author="PR Preview" w:date="2026-01-01T00:00:00Z">
+        <w:r>
+          <w:t xml:space="preserve">,</w:t>
+        </w:r>
+      </w:ins>
     </w:p>
     <w:p>
       <w:pPr>
